--- a/work/r8/TMHCC_Media_Comparison_QA_Methodology.docx
+++ b/work/r8/TMHCC_Media_Comparison_QA_Methodology.docx
@@ -143,7 +143,7 @@
           <w:color w:val="2B2F33"/>
           <w:sz w:val="19"/>
         </w:rPr>
-        <w:t>Five attached competitor wordings (Tysers, Yutree, Liberty, Allianz, AXA XL)</w:t>
+        <w:t>Six attached competitor wordings (Tysers, Yutree, Liberty, Allianz, AXA XL, Entertainment Elite)</w:t>
       </w:r>
     </w:p>
     <w:p>
@@ -725,7 +725,7 @@
                 <w:color w:val="2B2F33"/>
                 <w:sz w:val="16"/>
               </w:rPr>
-              <w:t>New extension ‘Money – Touring and Entertainment Activities’</w:t>
+              <w:t>New – two Schedule sub-limits: ‘Money – Premises’ and ‘Money – Touring, Festivals and Events’</w:t>
             </w:r>
           </w:p>
         </w:tc>
@@ -761,7 +761,7 @@
                 <w:color w:val="2B2F33"/>
                 <w:sz w:val="15"/>
               </w:rPr>
-              <w:t>NEW: Schedule-referenced money cover for touring/live-event/music activities</w:t>
+              <w:t>NEW: Schedule-referenced premises money + touring/festival/event money (amalgamates Entertainment Elite event-money + 0523 ‘Venue’); no existing cover/exclusion removed</w:t>
             </w:r>
           </w:p>
         </w:tc>
@@ -2165,7 +2165,7 @@
                 <w:color w:val="00648B"/>
                 <w:sz w:val="16"/>
               </w:rPr>
-              <w:t>A4 · Touring / music-activity money (Section 8)</w:t>
+              <w:t>A4 · Touring / event money (Section 8) — restructured into two Schedule sub-limits</w:t>
             </w:r>
           </w:p>
         </w:tc>
@@ -2187,7 +2187,7 @@
                 <w:color w:val="2B2F33"/>
                 <w:sz w:val="16"/>
               </w:rPr>
-              <w:t>ADDED (tracked) – figure cannot be determined; underwriting to set — ADDED as a discrete tracked change. Sub-limit set as SCHEDULE-REFERENCED (‘the sum stated in the Schedule against this Extension’). The attached entertainment competitor wordings (Tysers, Yutree) write their Money cover on a SCHEDULE-DRIVEN basis with no fixed ‘touring money’ figure, so a specific market-highest figure CANNOT BE DETERMINED and has not been invented — underwriting to set the figure.</w:t>
+              <w:t>ADDED (tracked) – two Schedule sub-limits (Premises; Touring/Festivals/Events); figures set in Schedule — ADDED as discrete tracked changes. BOTH sub-limits are SCHEDULE-REFERENCED (‘up to the sub-limit shown against this Extension in the Schedule’), in line with the other Item coverages — the figures are chosen in the Schedule by underwriting. The attached entertainment competitor wordings (incl. Entertainment Elite) write Money on a Schedule/Item-driven basis, so no fixed market figure is invented.</w:t>
             </w:r>
           </w:p>
         </w:tc>
@@ -2466,7 +2466,7 @@
           <w:color w:val="2B2F33"/>
           <w:sz w:val="19"/>
         </w:rPr>
-        <w:t>3</w:t>
+        <w:t>4</w:t>
       </w:r>
     </w:p>
     <w:p>
@@ -3031,7 +3031,41 @@
           <w:color w:val="2B2F33"/>
           <w:sz w:val="19"/>
         </w:rPr>
-        <w:t>A4 Touring/Entertainment Money: a specific market-highest figure CANNOT BE DETERMINED — the attached entertainment competitor wordings write Money cover on a schedule-driven basis. Sub-limit left schedule-referenced; underwriting to set the figure.</w:t>
+        <w:t>A4 Money restructure: split into two Schedule-referenced sub-limits — ‘Money – Premises’ and ‘Money – Touring, Festivals and Events’ — in line with the other Item coverages (figures chosen in the Schedule). The touring/event extension amalgamates the Entertainment Elite event-money section and the 0523 (MIB) ‘Venue’ money enhancement. No existing Money cover, condition or exclusion was removed. A specific market-highest figure CANNOT BE DETERMINED (competitor money is Schedule/Item-driven); underwriting sets it.</w:t>
+      </w:r>
+    </w:p>
+    <w:p>
+      <w:pPr>
+        <w:pStyle w:val="ListBullet"/>
+        <w:spacing w:after="40"/>
+        <w:ind w:left="340"/>
+      </w:pPr>
+      <w:r>
+        <w:rPr>
+          <w:rFonts w:ascii="Lato" w:hAnsi="Lato" w:cs="Lato"/>
+          <w:b w:val="0"/>
+          <w:i w:val="0"/>
+          <w:color w:val="2B2F33"/>
+          <w:sz w:val="19"/>
+        </w:rPr>
+        <w:t>Entertainment Elite (v3.2) has been added as a SIXTH competitor across the comparison and is the source of the amalgamated event-money cover. Liberty and Allianz uploads were byte-identical to the repo copies and were ignored as duplicates.</w:t>
+      </w:r>
+    </w:p>
+    <w:p>
+      <w:pPr>
+        <w:pStyle w:val="ListBullet"/>
+        <w:spacing w:after="40"/>
+        <w:ind w:left="340"/>
+      </w:pPr>
+      <w:r>
+        <w:rPr>
+          <w:rFonts w:ascii="Lato" w:hAnsi="Lato" w:cs="Lato"/>
+          <w:b w:val="0"/>
+          <w:i w:val="0"/>
+          <w:color w:val="2B2F33"/>
+          <w:sz w:val="19"/>
+        </w:rPr>
+        <w:t>From the TMHCC 0523 (MIB) variant only the Money enhancement was harvested (the ‘Venue’ money situation); no other cover was taken from 0523.</w:t>
       </w:r>
     </w:p>
     <w:p>
@@ -3116,7 +3150,7 @@
           <w:color w:val="2B2F33"/>
           <w:sz w:val="19"/>
         </w:rPr>
-        <w:t>‘Market-leading’/‘highest-in-market’ statements are supported by the five attached competitor wordings. Items that could not be traced to an attached wording are labelled CANNOT-DETERMINE / UNCONFIRMED above.</w:t>
+        <w:t>‘Market-leading’/‘highest-in-market’ statements are supported by the six attached competitor wordings. Items that could not be traced to an attached wording are labelled CANNOT-DETERMINE / UNCONFIRMED above.</w:t>
       </w:r>
     </w:p>
     <w:sectPr>
